--- a/docs/TEST_RESULTS_1차.docx
+++ b/docs/TEST_RESULTS_1차.docx
@@ -13,14 +13,14 @@
     </w:p>
     <w:p>
       <w:r>
-        <w:t xml:space="preserve">생성: 2026-10-28 10:32 (로컬) · 대상 커밋: </w:t>
+        <w:t xml:space="preserve">생성: 2026-10-28 10:39 (로컬) · 대상 커밋: </w:t>
       </w:r>
       <w:r>
         <w:rPr>
           <w:rFonts w:ascii="Consolas" w:hAnsi="Consolas"/>
           <w:sz w:val="18"/>
         </w:rPr>
-        <w:t>c2d430e</w:t>
+        <w:t>ea3f1a4</w:t>
       </w:r>
       <w:r>
         <w:t xml:space="preserve"> (feat/validator-v3, 2026-10-28) · Node v22.21.0 · win32</w:t>
@@ -259,7 +259,7 @@
                 <w:rFonts w:ascii="Consolas" w:hAnsi="Consolas"/>
                 <w:sz w:val="18"/>
               </w:rPr>
-              <w:t>c2d430e</w:t>
+              <w:t>ea3f1a4</w:t>
             </w:r>
           </w:p>
         </w:tc>
@@ -621,7 +621,7 @@
               <w:rPr>
                 <w:sz w:val="18"/>
               </w:rPr>
-              <w:t>91</w:t>
+              <w:t>93</w:t>
             </w:r>
           </w:p>
         </w:tc>
@@ -639,7 +639,7 @@
               <w:rPr>
                 <w:sz w:val="18"/>
               </w:rPr>
-              <w:t>91</w:t>
+              <w:t>93</w:t>
             </w:r>
           </w:p>
         </w:tc>
@@ -1048,7 +1048,7 @@
               <w:rPr>
                 <w:sz w:val="18"/>
               </w:rPr>
-              <w:t>3.5 ms</w:t>
+              <w:t>2.7 ms</w:t>
             </w:r>
           </w:p>
         </w:tc>
@@ -1222,7 +1222,7 @@
               <w:rPr>
                 <w:sz w:val="18"/>
               </w:rPr>
-              <w:t>1.3 ms</w:t>
+              <w:t>1.4 ms</w:t>
             </w:r>
           </w:p>
         </w:tc>
@@ -1280,7 +1280,7 @@
               <w:rPr>
                 <w:sz w:val="18"/>
               </w:rPr>
-              <w:t>0.7 ms</w:t>
+              <w:t>0.5 ms</w:t>
             </w:r>
           </w:p>
         </w:tc>
@@ -1396,7 +1396,7 @@
               <w:rPr>
                 <w:sz w:val="18"/>
               </w:rPr>
-              <w:t>0.7 ms</w:t>
+              <w:t>1.0 ms</w:t>
             </w:r>
           </w:p>
         </w:tc>
@@ -1454,7 +1454,7 @@
               <w:rPr>
                 <w:sz w:val="18"/>
               </w:rPr>
-              <w:t>0.4 ms</w:t>
+              <w:t>0.5 ms</w:t>
             </w:r>
           </w:p>
         </w:tc>
@@ -1570,7 +1570,7 @@
               <w:rPr>
                 <w:sz w:val="18"/>
               </w:rPr>
-              <w:t>0.6 ms</w:t>
+              <w:t>0.4 ms</w:t>
             </w:r>
           </w:p>
         </w:tc>
@@ -1686,7 +1686,7 @@
               <w:rPr>
                 <w:sz w:val="18"/>
               </w:rPr>
-              <w:t>0.3 ms</w:t>
+              <w:t>0.2 ms</w:t>
             </w:r>
           </w:p>
         </w:tc>
@@ -1802,7 +1802,7 @@
               <w:rPr>
                 <w:sz w:val="18"/>
               </w:rPr>
-              <w:t>0.2 ms</w:t>
+              <w:t>0.8 ms</w:t>
             </w:r>
           </w:p>
         </w:tc>
@@ -1860,7 +1860,7 @@
               <w:rPr>
                 <w:sz w:val="18"/>
               </w:rPr>
-              <w:t>0.7 ms</w:t>
+              <w:t>0.3 ms</w:t>
             </w:r>
           </w:p>
         </w:tc>
@@ -1976,7 +1976,7 @@
               <w:rPr>
                 <w:sz w:val="18"/>
               </w:rPr>
-              <w:t>0.9 ms</w:t>
+              <w:t>0.7 ms</w:t>
             </w:r>
           </w:p>
         </w:tc>
@@ -2092,7 +2092,7 @@
               <w:rPr>
                 <w:sz w:val="18"/>
               </w:rPr>
-              <w:t>0.2 ms</w:t>
+              <w:t>0.1 ms</w:t>
             </w:r>
           </w:p>
         </w:tc>
@@ -2208,7 +2208,7 @@
               <w:rPr>
                 <w:sz w:val="18"/>
               </w:rPr>
-              <w:t>0.2 ms</w:t>
+              <w:t>0.1 ms</w:t>
             </w:r>
           </w:p>
         </w:tc>
@@ -2266,7 +2266,7 @@
               <w:rPr>
                 <w:sz w:val="18"/>
               </w:rPr>
-              <w:t>0.4 ms</w:t>
+              <w:t>0.3 ms</w:t>
             </w:r>
           </w:p>
         </w:tc>
@@ -2324,7 +2324,7 @@
               <w:rPr>
                 <w:sz w:val="18"/>
               </w:rPr>
-              <w:t>0.5 ms</w:t>
+              <w:t>0.3 ms</w:t>
             </w:r>
           </w:p>
         </w:tc>
@@ -2440,7 +2440,65 @@
               <w:rPr>
                 <w:sz w:val="18"/>
               </w:rPr>
-              <w:t>0.4 ms</w:t>
+              <w:t>0.2 ms</w:t>
+            </w:r>
+          </w:p>
+        </w:tc>
+      </w:tr>
+      <w:tr>
+        <w:tc>
+          <w:tcPr>
+            <w:tcW w:type="dxa" w:w="2880"/>
+          </w:tcPr>
+          <w:p>
+            <w:r>
+              <w:rPr>
+                <w:sz w:val="18"/>
+              </w:rPr>
+            </w:r>
+            <w:r>
+              <w:rPr>
+                <w:sz w:val="18"/>
+              </w:rPr>
+              <w:t>V3-16 처음에 겹쳐 있던 큰 combat들은 간격 확보 후 반지름이 과도하게 줄지 않음(최종 위치 기준 축소)</w:t>
+            </w:r>
+          </w:p>
+        </w:tc>
+        <w:tc>
+          <w:tcPr>
+            <w:tcW w:type="dxa" w:w="2880"/>
+          </w:tcPr>
+          <w:p>
+            <w:r>
+              <w:rPr>
+                <w:color w:val="1E7B34"/>
+                <w:sz w:val="18"/>
+              </w:rPr>
+            </w:r>
+            <w:r>
+              <w:rPr>
+                <w:color w:val="1E7B34"/>
+                <w:sz w:val="18"/>
+              </w:rPr>
+              <w:t>PASS</w:t>
+            </w:r>
+          </w:p>
+        </w:tc>
+        <w:tc>
+          <w:tcPr>
+            <w:tcW w:type="dxa" w:w="2880"/>
+          </w:tcPr>
+          <w:p>
+            <w:r>
+              <w:rPr>
+                <w:sz w:val="18"/>
+              </w:rPr>
+            </w:r>
+            <w:r>
+              <w:rPr>
+                <w:sz w:val="18"/>
+              </w:rPr>
+              <w:t>0.3 ms</w:t>
             </w:r>
           </w:p>
         </w:tc>
@@ -2582,7 +2640,7 @@
               <w:rPr>
                 <w:sz w:val="18"/>
               </w:rPr>
-              <w:t>331.1 ms</w:t>
+              <w:t>349.4 ms</w:t>
             </w:r>
           </w:p>
         </w:tc>
@@ -2724,7 +2782,7 @@
               <w:rPr>
                 <w:sz w:val="18"/>
               </w:rPr>
-              <w:t>1.1 ms</w:t>
+              <w:t>0.8 ms</w:t>
             </w:r>
           </w:p>
         </w:tc>
@@ -2956,7 +3014,7 @@
               <w:rPr>
                 <w:sz w:val="18"/>
               </w:rPr>
-              <w:t>0.5 ms</w:t>
+              <w:t>0.6 ms</w:t>
             </w:r>
           </w:p>
         </w:tc>
@@ -3014,7 +3072,7 @@
               <w:rPr>
                 <w:sz w:val="18"/>
               </w:rPr>
-              <w:t>0.1 ms</w:t>
+              <w:t>0.2 ms</w:t>
             </w:r>
           </w:p>
         </w:tc>
@@ -3188,7 +3246,7 @@
               <w:rPr>
                 <w:sz w:val="18"/>
               </w:rPr>
-              <w:t>0.5 ms</w:t>
+              <w:t>0.4 ms</w:t>
             </w:r>
           </w:p>
         </w:tc>
@@ -3620,7 +3678,7 @@
               <w:rPr>
                 <w:sz w:val="18"/>
               </w:rPr>
-              <w:t>1.7 ms</w:t>
+              <w:t>1.4 ms</w:t>
             </w:r>
           </w:p>
         </w:tc>
@@ -3794,7 +3852,7 @@
               <w:rPr>
                 <w:sz w:val="18"/>
               </w:rPr>
-              <w:t>0.1 ms</w:t>
+              <w:t>0.2 ms</w:t>
             </w:r>
           </w:p>
         </w:tc>
@@ -4168,7 +4226,7 @@
               <w:rPr>
                 <w:sz w:val="18"/>
               </w:rPr>
-              <w:t>2.3 ms</w:t>
+              <w:t>2.6 ms</w:t>
             </w:r>
           </w:p>
         </w:tc>
@@ -4226,7 +4284,7 @@
               <w:rPr>
                 <w:sz w:val="18"/>
               </w:rPr>
-              <w:t>0.4 ms</w:t>
+              <w:t>0.5 ms</w:t>
             </w:r>
           </w:p>
         </w:tc>
@@ -4400,7 +4458,7 @@
               <w:rPr>
                 <w:sz w:val="18"/>
               </w:rPr>
-              <w:t>0.2 ms</w:t>
+              <w:t>0.3 ms</w:t>
             </w:r>
           </w:p>
         </w:tc>
@@ -4574,7 +4632,7 @@
               <w:rPr>
                 <w:sz w:val="18"/>
               </w:rPr>
-              <w:t>0.2 ms</w:t>
+              <w:t>0.8 ms</w:t>
             </w:r>
           </w:p>
         </w:tc>
@@ -4632,7 +4690,7 @@
               <w:rPr>
                 <w:sz w:val="18"/>
               </w:rPr>
-              <w:t>1.4 ms</w:t>
+              <w:t>0.5 ms</w:t>
             </w:r>
           </w:p>
         </w:tc>
@@ -4690,7 +4748,7 @@
               <w:rPr>
                 <w:sz w:val="18"/>
               </w:rPr>
-              <w:t>1.4 ms</w:t>
+              <w:t>1.5 ms</w:t>
             </w:r>
           </w:p>
         </w:tc>
@@ -4748,7 +4806,7 @@
               <w:rPr>
                 <w:sz w:val="18"/>
               </w:rPr>
-              <w:t>58.7 ms</w:t>
+              <w:t>63.8 ms</w:t>
             </w:r>
           </w:p>
         </w:tc>
@@ -4806,7 +4864,65 @@
               <w:rPr>
                 <w:sz w:val="18"/>
               </w:rPr>
-              <w:t>2.8 ms</w:t>
+              <w:t>2.6 ms</w:t>
+            </w:r>
+          </w:p>
+        </w:tc>
+      </w:tr>
+      <w:tr>
+        <w:tc>
+          <w:tcPr>
+            <w:tcW w:type="dxa" w:w="2880"/>
+          </w:tcPr>
+          <w:p>
+            <w:r>
+              <w:rPr>
+                <w:sz w:val="18"/>
+              </w:rPr>
+            </w:r>
+            <w:r>
+              <w:rPr>
+                <w:sz w:val="18"/>
+              </w:rPr>
+              <w:t>RULE-13 '격렬한 큰 전투 두 번' → 2 ('격렬한'의 '한'을 수사로 오인하지 않음)</w:t>
+            </w:r>
+          </w:p>
+        </w:tc>
+        <w:tc>
+          <w:tcPr>
+            <w:tcW w:type="dxa" w:w="2880"/>
+          </w:tcPr>
+          <w:p>
+            <w:r>
+              <w:rPr>
+                <w:color w:val="1E7B34"/>
+                <w:sz w:val="18"/>
+              </w:rPr>
+            </w:r>
+            <w:r>
+              <w:rPr>
+                <w:color w:val="1E7B34"/>
+                <w:sz w:val="18"/>
+              </w:rPr>
+              <w:t>PASS</w:t>
+            </w:r>
+          </w:p>
+        </w:tc>
+        <w:tc>
+          <w:tcPr>
+            <w:tcW w:type="dxa" w:w="2880"/>
+          </w:tcPr>
+          <w:p>
+            <w:r>
+              <w:rPr>
+                <w:sz w:val="18"/>
+              </w:rPr>
+            </w:r>
+            <w:r>
+              <w:rPr>
+                <w:sz w:val="18"/>
+              </w:rPr>
+              <w:t>0.3 ms</w:t>
             </w:r>
           </w:p>
         </w:tc>
@@ -4948,7 +5064,7 @@
               <w:rPr>
                 <w:sz w:val="18"/>
               </w:rPr>
-              <w:t>24.9 ms</w:t>
+              <w:t>23.7 ms</w:t>
             </w:r>
           </w:p>
         </w:tc>
@@ -5006,7 +5122,7 @@
               <w:rPr>
                 <w:sz w:val="18"/>
               </w:rPr>
-              <w:t>3.0 ms</w:t>
+              <w:t>1.9 ms</w:t>
             </w:r>
           </w:p>
         </w:tc>
@@ -5064,7 +5180,7 @@
               <w:rPr>
                 <w:sz w:val="18"/>
               </w:rPr>
-              <w:t>58.7 ms</w:t>
+              <w:t>54.3 ms</w:t>
             </w:r>
           </w:p>
         </w:tc>
@@ -5122,7 +5238,7 @@
               <w:rPr>
                 <w:sz w:val="18"/>
               </w:rPr>
-              <w:t>0.8 ms</w:t>
+              <w:t>0.9 ms</w:t>
             </w:r>
           </w:p>
         </w:tc>
@@ -5180,7 +5296,7 @@
               <w:rPr>
                 <w:sz w:val="18"/>
               </w:rPr>
-              <w:t>0.2 ms</w:t>
+              <w:t>0.3 ms</w:t>
             </w:r>
           </w:p>
         </w:tc>
@@ -5296,7 +5412,7 @@
               <w:rPr>
                 <w:sz w:val="18"/>
               </w:rPr>
-              <w:t>1.0 ms</w:t>
+              <w:t>0.9 ms</w:t>
             </w:r>
           </w:p>
         </w:tc>
@@ -5354,7 +5470,7 @@
               <w:rPr>
                 <w:sz w:val="18"/>
               </w:rPr>
-              <w:t>0.3 ms</w:t>
+              <w:t>0.2 ms</w:t>
             </w:r>
           </w:p>
         </w:tc>
@@ -5412,7 +5528,7 @@
               <w:rPr>
                 <w:sz w:val="18"/>
               </w:rPr>
-              <w:t>0.4 ms</w:t>
+              <w:t>0.2 ms</w:t>
             </w:r>
           </w:p>
         </w:tc>
@@ -5554,7 +5670,7 @@
               <w:rPr>
                 <w:sz w:val="18"/>
               </w:rPr>
-              <w:t>3.7 ms</w:t>
+              <w:t>3.9 ms</w:t>
             </w:r>
           </w:p>
         </w:tc>
@@ -5670,7 +5786,7 @@
               <w:rPr>
                 <w:sz w:val="18"/>
               </w:rPr>
-              <w:t>0.3 ms</w:t>
+              <w:t>0.4 ms</w:t>
             </w:r>
           </w:p>
         </w:tc>
@@ -5728,7 +5844,7 @@
               <w:rPr>
                 <w:sz w:val="18"/>
               </w:rPr>
-              <w:t>0.6 ms</w:t>
+              <w:t>0.5 ms</w:t>
             </w:r>
           </w:p>
         </w:tc>
@@ -5786,7 +5902,7 @@
               <w:rPr>
                 <w:sz w:val="18"/>
               </w:rPr>
-              <w:t>0.8 ms</w:t>
+              <w:t>0.5 ms</w:t>
             </w:r>
           </w:p>
         </w:tc>
@@ -5902,7 +6018,7 @@
               <w:rPr>
                 <w:sz w:val="18"/>
               </w:rPr>
-              <w:t>0.7 ms</w:t>
+              <w:t>0.6 ms</w:t>
             </w:r>
           </w:p>
         </w:tc>
@@ -6102,7 +6218,7 @@
               <w:rPr>
                 <w:sz w:val="18"/>
               </w:rPr>
-              <w:t>41.8 ms</w:t>
+              <w:t>37.1 ms</w:t>
             </w:r>
           </w:p>
         </w:tc>
@@ -6160,7 +6276,7 @@
               <w:rPr>
                 <w:sz w:val="18"/>
               </w:rPr>
-              <w:t>1.09 s</w:t>
+              <w:t>1.05 s</w:t>
             </w:r>
           </w:p>
         </w:tc>
@@ -6218,7 +6334,7 @@
               <w:rPr>
                 <w:sz w:val="18"/>
               </w:rPr>
-              <w:t>6.1 ms</w:t>
+              <w:t>4.2 ms</w:t>
             </w:r>
           </w:p>
         </w:tc>
@@ -6276,7 +6392,7 @@
               <w:rPr>
                 <w:sz w:val="18"/>
               </w:rPr>
-              <w:t>23.5 ms</w:t>
+              <w:t>8.8 ms</w:t>
             </w:r>
           </w:p>
         </w:tc>
@@ -6334,7 +6450,7 @@
               <w:rPr>
                 <w:sz w:val="18"/>
               </w:rPr>
-              <w:t>8.6 ms</w:t>
+              <w:t>4.5 ms</w:t>
             </w:r>
           </w:p>
         </w:tc>
@@ -6392,7 +6508,7 @@
               <w:rPr>
                 <w:sz w:val="18"/>
               </w:rPr>
-              <w:t>12.2 ms</w:t>
+              <w:t>7.7 ms</w:t>
             </w:r>
           </w:p>
         </w:tc>
@@ -6450,7 +6566,7 @@
               <w:rPr>
                 <w:sz w:val="18"/>
               </w:rPr>
-              <w:t>9.8 ms</w:t>
+              <w:t>6.5 ms</w:t>
             </w:r>
           </w:p>
         </w:tc>
@@ -6508,7 +6624,7 @@
               <w:rPr>
                 <w:sz w:val="18"/>
               </w:rPr>
-              <w:t>5.3 ms</w:t>
+              <w:t>3.5 ms</w:t>
             </w:r>
           </w:p>
         </w:tc>
@@ -6566,7 +6682,7 @@
               <w:rPr>
                 <w:sz w:val="18"/>
               </w:rPr>
-              <w:t>6.6 ms</w:t>
+              <w:t>6.4 ms</w:t>
             </w:r>
           </w:p>
         </w:tc>
@@ -6624,7 +6740,7 @@
               <w:rPr>
                 <w:sz w:val="18"/>
               </w:rPr>
-              <w:t>517.3 ms</w:t>
+              <w:t>518.1 ms</w:t>
             </w:r>
           </w:p>
         </w:tc>
@@ -6766,7 +6882,7 @@
               <w:rPr>
                 <w:sz w:val="18"/>
               </w:rPr>
-              <w:t>11.0 ms</w:t>
+              <w:t>9.4 ms</w:t>
             </w:r>
           </w:p>
         </w:tc>
@@ -6882,7 +6998,7 @@
               <w:rPr>
                 <w:sz w:val="18"/>
               </w:rPr>
-              <w:t>3.5 ms</w:t>
+              <w:t>1.8 ms</w:t>
             </w:r>
           </w:p>
         </w:tc>
@@ -6940,7 +7056,7 @@
               <w:rPr>
                 <w:sz w:val="18"/>
               </w:rPr>
-              <w:t>0.3 ms</w:t>
+              <w:t>0.2 ms</w:t>
             </w:r>
           </w:p>
         </w:tc>

--- a/docs/TEST_RESULTS_1차.docx
+++ b/docs/TEST_RESULTS_1차.docx
@@ -13,14 +13,14 @@
     </w:p>
     <w:p>
       <w:r>
-        <w:t xml:space="preserve">생성: 2026-10-28 10:39 (로컬) · 대상 커밋: </w:t>
+        <w:t xml:space="preserve">생성: 2026-10-28 11:01 (로컬) · 대상 커밋: </w:t>
       </w:r>
       <w:r>
         <w:rPr>
           <w:rFonts w:ascii="Consolas" w:hAnsi="Consolas"/>
           <w:sz w:val="18"/>
         </w:rPr>
-        <w:t>ea3f1a4</w:t>
+        <w:t>67ab7d8</w:t>
       </w:r>
       <w:r>
         <w:t xml:space="preserve"> (feat/validator-v3, 2026-10-28) · Node v22.21.0 · win32</w:t>
@@ -259,7 +259,7 @@
                 <w:rFonts w:ascii="Consolas" w:hAnsi="Consolas"/>
                 <w:sz w:val="18"/>
               </w:rPr>
-              <w:t>ea3f1a4</w:t>
+              <w:t>67ab7d8</w:t>
             </w:r>
           </w:p>
         </w:tc>
@@ -621,7 +621,7 @@
               <w:rPr>
                 <w:sz w:val="18"/>
               </w:rPr>
-              <w:t>93</w:t>
+              <w:t>97</w:t>
             </w:r>
           </w:p>
         </w:tc>
@@ -639,7 +639,7 @@
               <w:rPr>
                 <w:sz w:val="18"/>
               </w:rPr>
-              <w:t>93</w:t>
+              <w:t>97</w:t>
             </w:r>
           </w:p>
         </w:tc>
@@ -853,7 +853,7 @@
               <w:rPr>
                 <w:sz w:val="18"/>
               </w:rPr>
-              <w:t>20.26</w:t>
+              <w:t>19.87</w:t>
             </w:r>
           </w:p>
         </w:tc>
@@ -889,7 +889,7 @@
               <w:rPr>
                 <w:sz w:val="18"/>
               </w:rPr>
-              <w:t>0.158</w:t>
+              <w:t>0.163</w:t>
             </w:r>
           </w:p>
         </w:tc>
@@ -1048,7 +1048,7 @@
               <w:rPr>
                 <w:sz w:val="18"/>
               </w:rPr>
-              <w:t>2.7 ms</w:t>
+              <w:t>4.2 ms</w:t>
             </w:r>
           </w:p>
         </w:tc>
@@ -1164,7 +1164,7 @@
               <w:rPr>
                 <w:sz w:val="18"/>
               </w:rPr>
-              <w:t>1.2 ms</w:t>
+              <w:t>1.4 ms</w:t>
             </w:r>
           </w:p>
         </w:tc>
@@ -1396,7 +1396,7 @@
               <w:rPr>
                 <w:sz w:val="18"/>
               </w:rPr>
-              <w:t>1.0 ms</w:t>
+              <w:t>0.8 ms</w:t>
             </w:r>
           </w:p>
         </w:tc>
@@ -1454,7 +1454,7 @@
               <w:rPr>
                 <w:sz w:val="18"/>
               </w:rPr>
-              <w:t>0.5 ms</w:t>
+              <w:t>0.3 ms</w:t>
             </w:r>
           </w:p>
         </w:tc>
@@ -1512,7 +1512,7 @@
               <w:rPr>
                 <w:sz w:val="18"/>
               </w:rPr>
-              <w:t>0.8 ms</w:t>
+              <w:t>0.7 ms</w:t>
             </w:r>
           </w:p>
         </w:tc>
@@ -1570,7 +1570,7 @@
               <w:rPr>
                 <w:sz w:val="18"/>
               </w:rPr>
-              <w:t>0.4 ms</w:t>
+              <w:t>0.5 ms</w:t>
             </w:r>
           </w:p>
         </w:tc>
@@ -1628,7 +1628,7 @@
               <w:rPr>
                 <w:sz w:val="18"/>
               </w:rPr>
-              <w:t>0.2 ms</w:t>
+              <w:t>0.3 ms</w:t>
             </w:r>
           </w:p>
         </w:tc>
@@ -1744,7 +1744,7 @@
               <w:rPr>
                 <w:sz w:val="18"/>
               </w:rPr>
-              <w:t>0.3 ms</w:t>
+              <w:t>0.5 ms</w:t>
             </w:r>
           </w:p>
         </w:tc>
@@ -1802,7 +1802,7 @@
               <w:rPr>
                 <w:sz w:val="18"/>
               </w:rPr>
-              <w:t>0.8 ms</w:t>
+              <w:t>0.3 ms</w:t>
             </w:r>
           </w:p>
         </w:tc>
@@ -1860,7 +1860,7 @@
               <w:rPr>
                 <w:sz w:val="18"/>
               </w:rPr>
-              <w:t>0.3 ms</w:t>
+              <w:t>0.4 ms</w:t>
             </w:r>
           </w:p>
         </w:tc>
@@ -1976,7 +1976,7 @@
               <w:rPr>
                 <w:sz w:val="18"/>
               </w:rPr>
-              <w:t>0.7 ms</w:t>
+              <w:t>1.3 ms</w:t>
             </w:r>
           </w:p>
         </w:tc>
@@ -2092,7 +2092,7 @@
               <w:rPr>
                 <w:sz w:val="18"/>
               </w:rPr>
-              <w:t>0.1 ms</w:t>
+              <w:t>0.2 ms</w:t>
             </w:r>
           </w:p>
         </w:tc>
@@ -2208,7 +2208,7 @@
               <w:rPr>
                 <w:sz w:val="18"/>
               </w:rPr>
-              <w:t>0.1 ms</w:t>
+              <w:t>0.2 ms</w:t>
             </w:r>
           </w:p>
         </w:tc>
@@ -2324,7 +2324,7 @@
               <w:rPr>
                 <w:sz w:val="18"/>
               </w:rPr>
-              <w:t>0.3 ms</w:t>
+              <w:t>0.4 ms</w:t>
             </w:r>
           </w:p>
         </w:tc>
@@ -2498,7 +2498,123 @@
               <w:rPr>
                 <w:sz w:val="18"/>
               </w:rPr>
-              <w:t>0.3 ms</w:t>
+              <w:t>0.2 ms</w:t>
+            </w:r>
+          </w:p>
+        </w:tc>
+      </w:tr>
+      <w:tr>
+        <w:tc>
+          <w:tcPr>
+            <w:tcW w:type="dxa" w:w="2880"/>
+          </w:tcPr>
+          <w:p>
+            <w:r>
+              <w:rPr>
+                <w:sz w:val="18"/>
+              </w:rPr>
+            </w:r>
+            <w:r>
+              <w:rPr>
+                <w:sz w:val="18"/>
+              </w:rPr>
+              <w:t>V3-17 (리뷰 Important-1) 레이아웃 루프가 상한에 걸려도 최종 반지름 패스로 겹침 0</w:t>
+            </w:r>
+          </w:p>
+        </w:tc>
+        <w:tc>
+          <w:tcPr>
+            <w:tcW w:type="dxa" w:w="2880"/>
+          </w:tcPr>
+          <w:p>
+            <w:r>
+              <w:rPr>
+                <w:color w:val="1E7B34"/>
+                <w:sz w:val="18"/>
+              </w:rPr>
+            </w:r>
+            <w:r>
+              <w:rPr>
+                <w:color w:val="1E7B34"/>
+                <w:sz w:val="18"/>
+              </w:rPr>
+              <w:t>PASS</w:t>
+            </w:r>
+          </w:p>
+        </w:tc>
+        <w:tc>
+          <w:tcPr>
+            <w:tcW w:type="dxa" w:w="2880"/>
+          </w:tcPr>
+          <w:p>
+            <w:r>
+              <w:rPr>
+                <w:sz w:val="18"/>
+              </w:rPr>
+            </w:r>
+            <w:r>
+              <w:rPr>
+                <w:sz w:val="18"/>
+              </w:rPr>
+              <w:t>0.6 ms</w:t>
+            </w:r>
+          </w:p>
+        </w:tc>
+      </w:tr>
+      <w:tr>
+        <w:tc>
+          <w:tcPr>
+            <w:tcW w:type="dxa" w:w="2880"/>
+          </w:tcPr>
+          <w:p>
+            <w:r>
+              <w:rPr>
+                <w:sz w:val="18"/>
+              </w:rPr>
+            </w:r>
+            <w:r>
+              <w:rPr>
+                <w:sz w:val="18"/>
+              </w:rPr>
+              <w:t>V3-18 (리뷰 Important-3) areas 80,000개 + combat_count 0 → 1초 이내</w:t>
+            </w:r>
+          </w:p>
+        </w:tc>
+        <w:tc>
+          <w:tcPr>
+            <w:tcW w:type="dxa" w:w="2880"/>
+          </w:tcPr>
+          <w:p>
+            <w:r>
+              <w:rPr>
+                <w:color w:val="1E7B34"/>
+                <w:sz w:val="18"/>
+              </w:rPr>
+            </w:r>
+            <w:r>
+              <w:rPr>
+                <w:color w:val="1E7B34"/>
+                <w:sz w:val="18"/>
+              </w:rPr>
+              <w:t>PASS</w:t>
+            </w:r>
+          </w:p>
+        </w:tc>
+        <w:tc>
+          <w:tcPr>
+            <w:tcW w:type="dxa" w:w="2880"/>
+          </w:tcPr>
+          <w:p>
+            <w:r>
+              <w:rPr>
+                <w:sz w:val="18"/>
+              </w:rPr>
+            </w:r>
+            <w:r>
+              <w:rPr>
+                <w:sz w:val="18"/>
+              </w:rPr>
+              <w:t>16.4 ms</w:t>
             </w:r>
           </w:p>
         </w:tc>
@@ -2640,7 +2756,7 @@
               <w:rPr>
                 <w:sz w:val="18"/>
               </w:rPr>
-              <w:t>349.4 ms</w:t>
+              <w:t>386.6 ms</w:t>
             </w:r>
           </w:p>
         </w:tc>
@@ -2782,7 +2898,7 @@
               <w:rPr>
                 <w:sz w:val="18"/>
               </w:rPr>
-              <w:t>0.8 ms</w:t>
+              <w:t>1.1 ms</w:t>
             </w:r>
           </w:p>
         </w:tc>
@@ -2956,7 +3072,7 @@
               <w:rPr>
                 <w:sz w:val="18"/>
               </w:rPr>
-              <w:t>0.9 ms</w:t>
+              <w:t>1.3 ms</w:t>
             </w:r>
           </w:p>
         </w:tc>
@@ -3362,7 +3478,7 @@
               <w:rPr>
                 <w:sz w:val="18"/>
               </w:rPr>
-              <w:t>0.3 ms</w:t>
+              <w:t>0.4 ms</w:t>
             </w:r>
           </w:p>
         </w:tc>
@@ -3420,7 +3536,7 @@
               <w:rPr>
                 <w:sz w:val="18"/>
               </w:rPr>
-              <w:t>0.1 ms</w:t>
+              <w:t>0.2 ms</w:t>
             </w:r>
           </w:p>
         </w:tc>
@@ -3478,7 +3594,7 @@
               <w:rPr>
                 <w:sz w:val="18"/>
               </w:rPr>
-              <w:t>0.2 ms</w:t>
+              <w:t>0.3 ms</w:t>
             </w:r>
           </w:p>
         </w:tc>
@@ -3678,7 +3794,7 @@
               <w:rPr>
                 <w:sz w:val="18"/>
               </w:rPr>
-              <w:t>1.4 ms</w:t>
+              <w:t>1.5 ms</w:t>
             </w:r>
           </w:p>
         </w:tc>
@@ -3852,7 +3968,7 @@
               <w:rPr>
                 <w:sz w:val="18"/>
               </w:rPr>
-              <w:t>0.2 ms</w:t>
+              <w:t>0.1 ms</w:t>
             </w:r>
           </w:p>
         </w:tc>
@@ -4226,7 +4342,7 @@
               <w:rPr>
                 <w:sz w:val="18"/>
               </w:rPr>
-              <w:t>2.6 ms</w:t>
+              <w:t>4.6 ms</w:t>
             </w:r>
           </w:p>
         </w:tc>
@@ -4284,7 +4400,7 @@
               <w:rPr>
                 <w:sz w:val="18"/>
               </w:rPr>
-              <w:t>0.5 ms</w:t>
+              <w:t>0.9 ms</w:t>
             </w:r>
           </w:p>
         </w:tc>
@@ -4342,7 +4458,7 @@
               <w:rPr>
                 <w:sz w:val="18"/>
               </w:rPr>
-              <w:t>0.3 ms</w:t>
+              <w:t>0.5 ms</w:t>
             </w:r>
           </w:p>
         </w:tc>
@@ -4400,7 +4516,7 @@
               <w:rPr>
                 <w:sz w:val="18"/>
               </w:rPr>
-              <w:t>0.3 ms</w:t>
+              <w:t>1.1 ms</w:t>
             </w:r>
           </w:p>
         </w:tc>
@@ -4458,7 +4574,7 @@
               <w:rPr>
                 <w:sz w:val="18"/>
               </w:rPr>
-              <w:t>0.3 ms</w:t>
+              <w:t>0.6 ms</w:t>
             </w:r>
           </w:p>
         </w:tc>
@@ -4516,7 +4632,7 @@
               <w:rPr>
                 <w:sz w:val="18"/>
               </w:rPr>
-              <w:t>0.1 ms</w:t>
+              <w:t>0.2 ms</w:t>
             </w:r>
           </w:p>
         </w:tc>
@@ -4574,7 +4690,7 @@
               <w:rPr>
                 <w:sz w:val="18"/>
               </w:rPr>
-              <w:t>0.1 ms</w:t>
+              <w:t>0.3 ms</w:t>
             </w:r>
           </w:p>
         </w:tc>
@@ -4632,7 +4748,7 @@
               <w:rPr>
                 <w:sz w:val="18"/>
               </w:rPr>
-              <w:t>0.8 ms</w:t>
+              <w:t>0.2 ms</w:t>
             </w:r>
           </w:p>
         </w:tc>
@@ -4690,7 +4806,7 @@
               <w:rPr>
                 <w:sz w:val="18"/>
               </w:rPr>
-              <w:t>0.5 ms</w:t>
+              <w:t>0.4 ms</w:t>
             </w:r>
           </w:p>
         </w:tc>
@@ -4748,7 +4864,7 @@
               <w:rPr>
                 <w:sz w:val="18"/>
               </w:rPr>
-              <w:t>1.5 ms</w:t>
+              <w:t>1.9 ms</w:t>
             </w:r>
           </w:p>
         </w:tc>
@@ -4806,7 +4922,7 @@
               <w:rPr>
                 <w:sz w:val="18"/>
               </w:rPr>
-              <w:t>63.8 ms</w:t>
+              <w:t>76.2 ms</w:t>
             </w:r>
           </w:p>
         </w:tc>
@@ -4864,7 +4980,7 @@
               <w:rPr>
                 <w:sz w:val="18"/>
               </w:rPr>
-              <w:t>2.6 ms</w:t>
+              <w:t>3.5 ms</w:t>
             </w:r>
           </w:p>
         </w:tc>
@@ -4922,7 +5038,123 @@
               <w:rPr>
                 <w:sz w:val="18"/>
               </w:rPr>
-              <w:t>0.3 ms</w:t>
+              <w:t>0.6 ms</w:t>
+            </w:r>
+          </w:p>
+        </w:tc>
+      </w:tr>
+      <w:tr>
+        <w:tc>
+          <w:tcPr>
+            <w:tcW w:type="dxa" w:w="2880"/>
+          </w:tcPr>
+          <w:p>
+            <w:r>
+              <w:rPr>
+                <w:sz w:val="18"/>
+              </w:rPr>
+            </w:r>
+            <w:r>
+              <w:rPr>
+                <w:sz w:val="18"/>
+              </w:rPr>
+              <w:t>RULE-14 (리뷰 Important-4) 전투와 무관한 숫자/단어는 전투 수로 세지 않음</w:t>
+            </w:r>
+          </w:p>
+        </w:tc>
+        <w:tc>
+          <w:tcPr>
+            <w:tcW w:type="dxa" w:w="2880"/>
+          </w:tcPr>
+          <w:p>
+            <w:r>
+              <w:rPr>
+                <w:color w:val="1E7B34"/>
+                <w:sz w:val="18"/>
+              </w:rPr>
+            </w:r>
+            <w:r>
+              <w:rPr>
+                <w:color w:val="1E7B34"/>
+                <w:sz w:val="18"/>
+              </w:rPr>
+              <w:t>PASS</w:t>
+            </w:r>
+          </w:p>
+        </w:tc>
+        <w:tc>
+          <w:tcPr>
+            <w:tcW w:type="dxa" w:w="2880"/>
+          </w:tcPr>
+          <w:p>
+            <w:r>
+              <w:rPr>
+                <w:sz w:val="18"/>
+              </w:rPr>
+            </w:r>
+            <w:r>
+              <w:rPr>
+                <w:sz w:val="18"/>
+              </w:rPr>
+              <w:t>1.2 ms</w:t>
+            </w:r>
+          </w:p>
+        </w:tc>
+      </w:tr>
+      <w:tr>
+        <w:tc>
+          <w:tcPr>
+            <w:tcW w:type="dxa" w:w="2880"/>
+          </w:tcPr>
+          <w:p>
+            <w:r>
+              <w:rPr>
+                <w:sz w:val="18"/>
+              </w:rPr>
+            </w:r>
+            <w:r>
+              <w:rPr>
+                <w:sz w:val="18"/>
+              </w:rPr>
+              <w:t>RULE-15 (리뷰 Important-4) 영어 키워드는 단어 경계, '눈'은 눈앞/눈치에 안 걸림</w:t>
+            </w:r>
+          </w:p>
+        </w:tc>
+        <w:tc>
+          <w:tcPr>
+            <w:tcW w:type="dxa" w:w="2880"/>
+          </w:tcPr>
+          <w:p>
+            <w:r>
+              <w:rPr>
+                <w:color w:val="1E7B34"/>
+                <w:sz w:val="18"/>
+              </w:rPr>
+            </w:r>
+            <w:r>
+              <w:rPr>
+                <w:color w:val="1E7B34"/>
+                <w:sz w:val="18"/>
+              </w:rPr>
+              <w:t>PASS</w:t>
+            </w:r>
+          </w:p>
+        </w:tc>
+        <w:tc>
+          <w:tcPr>
+            <w:tcW w:type="dxa" w:w="2880"/>
+          </w:tcPr>
+          <w:p>
+            <w:r>
+              <w:rPr>
+                <w:sz w:val="18"/>
+              </w:rPr>
+            </w:r>
+            <w:r>
+              <w:rPr>
+                <w:sz w:val="18"/>
+              </w:rPr>
+              <w:t>0.6 ms</w:t>
             </w:r>
           </w:p>
         </w:tc>
@@ -5064,7 +5296,7 @@
               <w:rPr>
                 <w:sz w:val="18"/>
               </w:rPr>
-              <w:t>23.7 ms</w:t>
+              <w:t>26.5 ms</w:t>
             </w:r>
           </w:p>
         </w:tc>
@@ -5122,7 +5354,7 @@
               <w:rPr>
                 <w:sz w:val="18"/>
               </w:rPr>
-              <w:t>1.9 ms</w:t>
+              <w:t>4.2 ms</w:t>
             </w:r>
           </w:p>
         </w:tc>
@@ -5180,7 +5412,7 @@
               <w:rPr>
                 <w:sz w:val="18"/>
               </w:rPr>
-              <w:t>54.3 ms</w:t>
+              <w:t>51.5 ms</w:t>
             </w:r>
           </w:p>
         </w:tc>
@@ -5412,7 +5644,7 @@
               <w:rPr>
                 <w:sz w:val="18"/>
               </w:rPr>
-              <w:t>0.9 ms</w:t>
+              <w:t>1.2 ms</w:t>
             </w:r>
           </w:p>
         </w:tc>
@@ -5528,7 +5760,7 @@
               <w:rPr>
                 <w:sz w:val="18"/>
               </w:rPr>
-              <w:t>0.2 ms</w:t>
+              <w:t>0.3 ms</w:t>
             </w:r>
           </w:p>
         </w:tc>
@@ -5670,7 +5902,7 @@
               <w:rPr>
                 <w:sz w:val="18"/>
               </w:rPr>
-              <w:t>3.9 ms</w:t>
+              <w:t>4.5 ms</w:t>
             </w:r>
           </w:p>
         </w:tc>
@@ -5844,7 +6076,7 @@
               <w:rPr>
                 <w:sz w:val="18"/>
               </w:rPr>
-              <w:t>0.5 ms</w:t>
+              <w:t>0.6 ms</w:t>
             </w:r>
           </w:p>
         </w:tc>
@@ -5902,7 +6134,7 @@
               <w:rPr>
                 <w:sz w:val="18"/>
               </w:rPr>
-              <w:t>0.5 ms</w:t>
+              <w:t>0.8 ms</w:t>
             </w:r>
           </w:p>
         </w:tc>
@@ -6076,7 +6308,7 @@
               <w:rPr>
                 <w:sz w:val="18"/>
               </w:rPr>
-              <w:t>0.4 ms</w:t>
+              <w:t>0.5 ms</w:t>
             </w:r>
           </w:p>
         </w:tc>
@@ -6218,7 +6450,7 @@
               <w:rPr>
                 <w:sz w:val="18"/>
               </w:rPr>
-              <w:t>37.1 ms</w:t>
+              <w:t>41.2 ms</w:t>
             </w:r>
           </w:p>
         </w:tc>
@@ -6334,7 +6566,7 @@
               <w:rPr>
                 <w:sz w:val="18"/>
               </w:rPr>
-              <w:t>4.2 ms</w:t>
+              <w:t>4.6 ms</w:t>
             </w:r>
           </w:p>
         </w:tc>
@@ -6392,7 +6624,7 @@
               <w:rPr>
                 <w:sz w:val="18"/>
               </w:rPr>
-              <w:t>8.8 ms</w:t>
+              <w:t>10.5 ms</w:t>
             </w:r>
           </w:p>
         </w:tc>
@@ -6450,7 +6682,7 @@
               <w:rPr>
                 <w:sz w:val="18"/>
               </w:rPr>
-              <w:t>4.5 ms</w:t>
+              <w:t>7.2 ms</w:t>
             </w:r>
           </w:p>
         </w:tc>
@@ -6508,7 +6740,7 @@
               <w:rPr>
                 <w:sz w:val="18"/>
               </w:rPr>
-              <w:t>7.7 ms</w:t>
+              <w:t>10.7 ms</w:t>
             </w:r>
           </w:p>
         </w:tc>
@@ -6566,7 +6798,7 @@
               <w:rPr>
                 <w:sz w:val="18"/>
               </w:rPr>
-              <w:t>6.5 ms</w:t>
+              <w:t>9.1 ms</w:t>
             </w:r>
           </w:p>
         </w:tc>
@@ -6624,7 +6856,7 @@
               <w:rPr>
                 <w:sz w:val="18"/>
               </w:rPr>
-              <w:t>3.5 ms</w:t>
+              <w:t>4.5 ms</w:t>
             </w:r>
           </w:p>
         </w:tc>
@@ -6682,7 +6914,7 @@
               <w:rPr>
                 <w:sz w:val="18"/>
               </w:rPr>
-              <w:t>6.4 ms</w:t>
+              <w:t>6.0 ms</w:t>
             </w:r>
           </w:p>
         </w:tc>
@@ -6740,7 +6972,7 @@
               <w:rPr>
                 <w:sz w:val="18"/>
               </w:rPr>
-              <w:t>518.1 ms</w:t>
+              <w:t>506.7 ms</w:t>
             </w:r>
           </w:p>
         </w:tc>
@@ -6882,7 +7114,7 @@
               <w:rPr>
                 <w:sz w:val="18"/>
               </w:rPr>
-              <w:t>9.4 ms</w:t>
+              <w:t>13.6 ms</w:t>
             </w:r>
           </w:p>
         </w:tc>
@@ -6940,7 +7172,7 @@
               <w:rPr>
                 <w:sz w:val="18"/>
               </w:rPr>
-              <w:t>5.8 ms</w:t>
+              <w:t>6.3 ms</w:t>
             </w:r>
           </w:p>
         </w:tc>
@@ -6998,7 +7230,7 @@
               <w:rPr>
                 <w:sz w:val="18"/>
               </w:rPr>
-              <w:t>1.8 ms</w:t>
+              <w:t>3.6 ms</w:t>
             </w:r>
           </w:p>
         </w:tc>
@@ -7056,7 +7288,7 @@
               <w:rPr>
                 <w:sz w:val="18"/>
               </w:rPr>
-              <w:t>0.2 ms</w:t>
+              <w:t>0.3 ms</w:t>
             </w:r>
           </w:p>
         </w:tc>

--- a/docs/TEST_RESULTS_1차.docx
+++ b/docs/TEST_RESULTS_1차.docx
@@ -13,14 +13,14 @@
     </w:p>
     <w:p>
       <w:r>
-        <w:t xml:space="preserve">생성: 2026-10-28 11:01 (로컬) · 대상 커밋: </w:t>
+        <w:t xml:space="preserve">생성: 2026-10-28 11:02 (로컬) · 대상 커밋: </w:t>
       </w:r>
       <w:r>
         <w:rPr>
           <w:rFonts w:ascii="Consolas" w:hAnsi="Consolas"/>
           <w:sz w:val="18"/>
         </w:rPr>
-        <w:t>67ab7d8</w:t>
+        <w:t>d6e8f1c</w:t>
       </w:r>
       <w:r>
         <w:t xml:space="preserve"> (feat/validator-v3, 2026-10-28) · Node v22.21.0 · win32</w:t>
@@ -259,7 +259,7 @@
                 <w:rFonts w:ascii="Consolas" w:hAnsi="Consolas"/>
                 <w:sz w:val="18"/>
               </w:rPr>
-              <w:t>67ab7d8</w:t>
+              <w:t>d6e8f1c</w:t>
             </w:r>
           </w:p>
         </w:tc>
@@ -621,7 +621,7 @@
               <w:rPr>
                 <w:sz w:val="18"/>
               </w:rPr>
-              <w:t>97</w:t>
+              <w:t>98</w:t>
             </w:r>
           </w:p>
         </w:tc>
@@ -639,7 +639,7 @@
               <w:rPr>
                 <w:sz w:val="18"/>
               </w:rPr>
-              <w:t>97</w:t>
+              <w:t>98</w:t>
             </w:r>
           </w:p>
         </w:tc>
@@ -1048,7 +1048,7 @@
               <w:rPr>
                 <w:sz w:val="18"/>
               </w:rPr>
-              <w:t>4.2 ms</w:t>
+              <w:t>3.7 ms</w:t>
             </w:r>
           </w:p>
         </w:tc>
@@ -1106,7 +1106,7 @@
               <w:rPr>
                 <w:sz w:val="18"/>
               </w:rPr>
-              <w:t>0.4 ms</w:t>
+              <w:t>0.3 ms</w:t>
             </w:r>
           </w:p>
         </w:tc>
@@ -1164,7 +1164,7 @@
               <w:rPr>
                 <w:sz w:val="18"/>
               </w:rPr>
-              <w:t>1.4 ms</w:t>
+              <w:t>1.1 ms</w:t>
             </w:r>
           </w:p>
         </w:tc>
@@ -1454,7 +1454,7 @@
               <w:rPr>
                 <w:sz w:val="18"/>
               </w:rPr>
-              <w:t>0.3 ms</w:t>
+              <w:t>0.4 ms</w:t>
             </w:r>
           </w:p>
         </w:tc>
@@ -1512,7 +1512,7 @@
               <w:rPr>
                 <w:sz w:val="18"/>
               </w:rPr>
-              <w:t>0.7 ms</w:t>
+              <w:t>0.6 ms</w:t>
             </w:r>
           </w:p>
         </w:tc>
@@ -1570,7 +1570,7 @@
               <w:rPr>
                 <w:sz w:val="18"/>
               </w:rPr>
-              <w:t>0.5 ms</w:t>
+              <w:t>0.4 ms</w:t>
             </w:r>
           </w:p>
         </w:tc>
@@ -1628,7 +1628,7 @@
               <w:rPr>
                 <w:sz w:val="18"/>
               </w:rPr>
-              <w:t>0.3 ms</w:t>
+              <w:t>0.2 ms</w:t>
             </w:r>
           </w:p>
         </w:tc>
@@ -1744,7 +1744,7 @@
               <w:rPr>
                 <w:sz w:val="18"/>
               </w:rPr>
-              <w:t>0.5 ms</w:t>
+              <w:t>0.6 ms</w:t>
             </w:r>
           </w:p>
         </w:tc>
@@ -1860,7 +1860,7 @@
               <w:rPr>
                 <w:sz w:val="18"/>
               </w:rPr>
-              <w:t>0.4 ms</w:t>
+              <w:t>0.3 ms</w:t>
             </w:r>
           </w:p>
         </w:tc>
@@ -1918,7 +1918,7 @@
               <w:rPr>
                 <w:sz w:val="18"/>
               </w:rPr>
-              <w:t>0.2 ms</w:t>
+              <w:t>0.1 ms</w:t>
             </w:r>
           </w:p>
         </w:tc>
@@ -1976,7 +1976,7 @@
               <w:rPr>
                 <w:sz w:val="18"/>
               </w:rPr>
-              <w:t>1.3 ms</w:t>
+              <w:t>0.7 ms</w:t>
             </w:r>
           </w:p>
         </w:tc>
@@ -2092,7 +2092,7 @@
               <w:rPr>
                 <w:sz w:val="18"/>
               </w:rPr>
-              <w:t>0.2 ms</w:t>
+              <w:t>0.1 ms</w:t>
             </w:r>
           </w:p>
         </w:tc>
@@ -2208,7 +2208,7 @@
               <w:rPr>
                 <w:sz w:val="18"/>
               </w:rPr>
-              <w:t>0.2 ms</w:t>
+              <w:t>0.1 ms</w:t>
             </w:r>
           </w:p>
         </w:tc>
@@ -2556,7 +2556,7 @@
               <w:rPr>
                 <w:sz w:val="18"/>
               </w:rPr>
-              <w:t>0.6 ms</w:t>
+              <w:t>0.8 ms</w:t>
             </w:r>
           </w:p>
         </w:tc>
@@ -2614,7 +2614,7 @@
               <w:rPr>
                 <w:sz w:val="18"/>
               </w:rPr>
-              <w:t>16.4 ms</w:t>
+              <w:t>15.5 ms</w:t>
             </w:r>
           </w:p>
         </w:tc>
@@ -2756,7 +2756,7 @@
               <w:rPr>
                 <w:sz w:val="18"/>
               </w:rPr>
-              <w:t>386.6 ms</w:t>
+              <w:t>455.5 ms</w:t>
             </w:r>
           </w:p>
         </w:tc>
@@ -2898,7 +2898,7 @@
               <w:rPr>
                 <w:sz w:val="18"/>
               </w:rPr>
-              <w:t>1.1 ms</w:t>
+              <w:t>1.0 ms</w:t>
             </w:r>
           </w:p>
         </w:tc>
@@ -3072,7 +3072,7 @@
               <w:rPr>
                 <w:sz w:val="18"/>
               </w:rPr>
-              <w:t>1.3 ms</w:t>
+              <w:t>0.8 ms</w:t>
             </w:r>
           </w:p>
         </w:tc>
@@ -3130,7 +3130,7 @@
               <w:rPr>
                 <w:sz w:val="18"/>
               </w:rPr>
-              <w:t>0.6 ms</w:t>
+              <w:t>0.5 ms</w:t>
             </w:r>
           </w:p>
         </w:tc>
@@ -3188,7 +3188,7 @@
               <w:rPr>
                 <w:sz w:val="18"/>
               </w:rPr>
-              <w:t>0.2 ms</w:t>
+              <w:t>0.1 ms</w:t>
             </w:r>
           </w:p>
         </w:tc>
@@ -3478,7 +3478,7 @@
               <w:rPr>
                 <w:sz w:val="18"/>
               </w:rPr>
-              <w:t>0.4 ms</w:t>
+              <w:t>0.3 ms</w:t>
             </w:r>
           </w:p>
         </w:tc>
@@ -3536,7 +3536,7 @@
               <w:rPr>
                 <w:sz w:val="18"/>
               </w:rPr>
-              <w:t>0.2 ms</w:t>
+              <w:t>0.1 ms</w:t>
             </w:r>
           </w:p>
         </w:tc>
@@ -3594,7 +3594,7 @@
               <w:rPr>
                 <w:sz w:val="18"/>
               </w:rPr>
-              <w:t>0.3 ms</w:t>
+              <w:t>0.2 ms</w:t>
             </w:r>
           </w:p>
         </w:tc>
@@ -3652,7 +3652,7 @@
               <w:rPr>
                 <w:sz w:val="18"/>
               </w:rPr>
-              <w:t>0.2 ms</w:t>
+              <w:t>0.1 ms</w:t>
             </w:r>
           </w:p>
         </w:tc>
@@ -3794,7 +3794,7 @@
               <w:rPr>
                 <w:sz w:val="18"/>
               </w:rPr>
-              <w:t>1.5 ms</w:t>
+              <w:t>1.3 ms</w:t>
             </w:r>
           </w:p>
         </w:tc>
@@ -3910,7 +3910,7 @@
               <w:rPr>
                 <w:sz w:val="18"/>
               </w:rPr>
-              <w:t>0.2 ms</w:t>
+              <w:t>0.1 ms</w:t>
             </w:r>
           </w:p>
         </w:tc>
@@ -4342,7 +4342,7 @@
               <w:rPr>
                 <w:sz w:val="18"/>
               </w:rPr>
-              <w:t>4.6 ms</w:t>
+              <w:t>2.9 ms</w:t>
             </w:r>
           </w:p>
         </w:tc>
@@ -4400,7 +4400,7 @@
               <w:rPr>
                 <w:sz w:val="18"/>
               </w:rPr>
-              <w:t>0.9 ms</w:t>
+              <w:t>0.6 ms</w:t>
             </w:r>
           </w:p>
         </w:tc>
@@ -4458,7 +4458,7 @@
               <w:rPr>
                 <w:sz w:val="18"/>
               </w:rPr>
-              <w:t>0.5 ms</w:t>
+              <w:t>0.4 ms</w:t>
             </w:r>
           </w:p>
         </w:tc>
@@ -4516,7 +4516,7 @@
               <w:rPr>
                 <w:sz w:val="18"/>
               </w:rPr>
-              <w:t>1.1 ms</w:t>
+              <w:t>0.5 ms</w:t>
             </w:r>
           </w:p>
         </w:tc>
@@ -4574,7 +4574,7 @@
               <w:rPr>
                 <w:sz w:val="18"/>
               </w:rPr>
-              <w:t>0.6 ms</w:t>
+              <w:t>0.8 ms</w:t>
             </w:r>
           </w:p>
         </w:tc>
@@ -4632,7 +4632,7 @@
               <w:rPr>
                 <w:sz w:val="18"/>
               </w:rPr>
-              <w:t>0.2 ms</w:t>
+              <w:t>0.1 ms</w:t>
             </w:r>
           </w:p>
         </w:tc>
@@ -4690,7 +4690,7 @@
               <w:rPr>
                 <w:sz w:val="18"/>
               </w:rPr>
-              <w:t>0.3 ms</w:t>
+              <w:t>0.2 ms</w:t>
             </w:r>
           </w:p>
         </w:tc>
@@ -4806,7 +4806,7 @@
               <w:rPr>
                 <w:sz w:val="18"/>
               </w:rPr>
-              <w:t>0.4 ms</w:t>
+              <w:t>0.3 ms</w:t>
             </w:r>
           </w:p>
         </w:tc>
@@ -4864,7 +4864,7 @@
               <w:rPr>
                 <w:sz w:val="18"/>
               </w:rPr>
-              <w:t>1.9 ms</w:t>
+              <w:t>1.3 ms</w:t>
             </w:r>
           </w:p>
         </w:tc>
@@ -4922,7 +4922,7 @@
               <w:rPr>
                 <w:sz w:val="18"/>
               </w:rPr>
-              <w:t>76.2 ms</w:t>
+              <w:t>60.6 ms</w:t>
             </w:r>
           </w:p>
         </w:tc>
@@ -4980,7 +4980,7 @@
               <w:rPr>
                 <w:sz w:val="18"/>
               </w:rPr>
-              <w:t>3.5 ms</w:t>
+              <w:t>3.4 ms</w:t>
             </w:r>
           </w:p>
         </w:tc>
@@ -5038,7 +5038,7 @@
               <w:rPr>
                 <w:sz w:val="18"/>
               </w:rPr>
-              <w:t>0.6 ms</w:t>
+              <w:t>0.4 ms</w:t>
             </w:r>
           </w:p>
         </w:tc>
@@ -5096,7 +5096,7 @@
               <w:rPr>
                 <w:sz w:val="18"/>
               </w:rPr>
-              <w:t>1.2 ms</w:t>
+              <w:t>0.4 ms</w:t>
             </w:r>
           </w:p>
         </w:tc>
@@ -5154,7 +5154,7 @@
               <w:rPr>
                 <w:sz w:val="18"/>
               </w:rPr>
-              <w:t>0.6 ms</w:t>
+              <w:t>0.3 ms</w:t>
             </w:r>
           </w:p>
         </w:tc>
@@ -5296,7 +5296,7 @@
               <w:rPr>
                 <w:sz w:val="18"/>
               </w:rPr>
-              <w:t>26.5 ms</w:t>
+              <w:t>21.9 ms</w:t>
             </w:r>
           </w:p>
         </w:tc>
@@ -5354,7 +5354,7 @@
               <w:rPr>
                 <w:sz w:val="18"/>
               </w:rPr>
-              <w:t>4.2 ms</w:t>
+              <w:t>3.0 ms</w:t>
             </w:r>
           </w:p>
         </w:tc>
@@ -5412,7 +5412,7 @@
               <w:rPr>
                 <w:sz w:val="18"/>
               </w:rPr>
-              <w:t>51.5 ms</w:t>
+              <w:t>54.8 ms</w:t>
             </w:r>
           </w:p>
         </w:tc>
@@ -5470,7 +5470,7 @@
               <w:rPr>
                 <w:sz w:val="18"/>
               </w:rPr>
-              <w:t>0.9 ms</w:t>
+              <w:t>1.0 ms</w:t>
             </w:r>
           </w:p>
         </w:tc>
@@ -5528,7 +5528,7 @@
               <w:rPr>
                 <w:sz w:val="18"/>
               </w:rPr>
-              <w:t>0.3 ms</w:t>
+              <w:t>0.4 ms</w:t>
             </w:r>
           </w:p>
         </w:tc>
@@ -5586,7 +5586,7 @@
               <w:rPr>
                 <w:sz w:val="18"/>
               </w:rPr>
-              <w:t>0.2 ms</w:t>
+              <w:t>0.3 ms</w:t>
             </w:r>
           </w:p>
         </w:tc>
@@ -5644,7 +5644,7 @@
               <w:rPr>
                 <w:sz w:val="18"/>
               </w:rPr>
-              <w:t>1.2 ms</w:t>
+              <w:t>1.0 ms</w:t>
             </w:r>
           </w:p>
         </w:tc>
@@ -5902,7 +5902,7 @@
               <w:rPr>
                 <w:sz w:val="18"/>
               </w:rPr>
-              <w:t>4.5 ms</w:t>
+              <w:t>4.3 ms</w:t>
             </w:r>
           </w:p>
         </w:tc>
@@ -6076,7 +6076,7 @@
               <w:rPr>
                 <w:sz w:val="18"/>
               </w:rPr>
-              <w:t>0.6 ms</w:t>
+              <w:t>0.5 ms</w:t>
             </w:r>
           </w:p>
         </w:tc>
@@ -6134,7 +6134,7 @@
               <w:rPr>
                 <w:sz w:val="18"/>
               </w:rPr>
-              <w:t>0.8 ms</w:t>
+              <w:t>0.6 ms</w:t>
             </w:r>
           </w:p>
         </w:tc>
@@ -6192,7 +6192,7 @@
               <w:rPr>
                 <w:sz w:val="18"/>
               </w:rPr>
-              <w:t>0.4 ms</w:t>
+              <w:t>0.7 ms</w:t>
             </w:r>
           </w:p>
         </w:tc>
@@ -6250,7 +6250,7 @@
               <w:rPr>
                 <w:sz w:val="18"/>
               </w:rPr>
-              <w:t>0.6 ms</w:t>
+              <w:t>0.2 ms</w:t>
             </w:r>
           </w:p>
         </w:tc>
@@ -6450,7 +6450,7 @@
               <w:rPr>
                 <w:sz w:val="18"/>
               </w:rPr>
-              <w:t>41.2 ms</w:t>
+              <w:t>35.1 ms</w:t>
             </w:r>
           </w:p>
         </w:tc>
@@ -6566,7 +6566,7 @@
               <w:rPr>
                 <w:sz w:val="18"/>
               </w:rPr>
-              <w:t>4.6 ms</w:t>
+              <w:t>3.9 ms</w:t>
             </w:r>
           </w:p>
         </w:tc>
@@ -6624,7 +6624,7 @@
               <w:rPr>
                 <w:sz w:val="18"/>
               </w:rPr>
-              <w:t>10.5 ms</w:t>
+              <w:t>7.8 ms</w:t>
             </w:r>
           </w:p>
         </w:tc>
@@ -6682,7 +6682,7 @@
               <w:rPr>
                 <w:sz w:val="18"/>
               </w:rPr>
-              <w:t>7.2 ms</w:t>
+              <w:t>8.0 ms</w:t>
             </w:r>
           </w:p>
         </w:tc>
@@ -6740,7 +6740,7 @@
               <w:rPr>
                 <w:sz w:val="18"/>
               </w:rPr>
-              <w:t>10.7 ms</w:t>
+              <w:t>9.9 ms</w:t>
             </w:r>
           </w:p>
         </w:tc>
@@ -6798,7 +6798,7 @@
               <w:rPr>
                 <w:sz w:val="18"/>
               </w:rPr>
-              <w:t>9.1 ms</w:t>
+              <w:t>7.8 ms</w:t>
             </w:r>
           </w:p>
         </w:tc>
@@ -6914,7 +6914,7 @@
               <w:rPr>
                 <w:sz w:val="18"/>
               </w:rPr>
-              <w:t>6.0 ms</w:t>
+              <w:t>6.9 ms</w:t>
             </w:r>
           </w:p>
         </w:tc>
@@ -6972,7 +6972,7 @@
               <w:rPr>
                 <w:sz w:val="18"/>
               </w:rPr>
-              <w:t>506.7 ms</w:t>
+              <w:t>515.7 ms</w:t>
             </w:r>
           </w:p>
         </w:tc>
@@ -6984,7 +6984,149 @@
         <w:pStyle w:val="Heading2"/>
       </w:pPr>
       <w:r>
-        <w:t>4.9 통합 테스트 — Redis 세션 슬라이딩 윈도우 (SESSION-xx, Redis 있을 때만)</w:t>
+        <w:t>4.9 통합 테스트 — vLLM 경로(가짜 vLLM 서버)에서 combat_count 강제 (BE-T18)</w:t>
+      </w:r>
+    </w:p>
+    <w:p>
+      <w:r>
+        <w:t xml:space="preserve">파일: </w:t>
+      </w:r>
+      <w:r>
+        <w:rPr>
+          <w:rFonts w:ascii="Consolas" w:hAnsi="Consolas"/>
+          <w:sz w:val="18"/>
+        </w:rPr>
+        <w:t>test/apiVllm.test.js</w:t>
+      </w:r>
+    </w:p>
+    <w:tbl>
+      <w:tblPr>
+        <w:tblStyle w:val="TableGrid"/>
+        <w:tblW w:type="auto" w:w="0"/>
+        <w:jc w:val="center"/>
+        <w:tblLook w:firstColumn="1" w:firstRow="1" w:lastColumn="0" w:lastRow="0" w:noHBand="0" w:noVBand="1" w:val="04A0"/>
+      </w:tblPr>
+      <w:tblGrid>
+        <w:gridCol w:w="2880"/>
+        <w:gridCol w:w="2880"/>
+        <w:gridCol w:w="2880"/>
+      </w:tblGrid>
+      <w:tr>
+        <w:tc>
+          <w:tcPr>
+            <w:tcW w:type="dxa" w:w="2880"/>
+            <w:shd w:val="clear" w:color="auto" w:fill="D9E2F3"/>
+          </w:tcPr>
+          <w:p>
+            <w:r/>
+            <w:r>
+              <w:rPr>
+                <w:b/>
+                <w:sz w:val="18"/>
+              </w:rPr>
+              <w:t>ID / 확인 항목</w:t>
+            </w:r>
+          </w:p>
+        </w:tc>
+        <w:tc>
+          <w:tcPr>
+            <w:tcW w:type="dxa" w:w="2880"/>
+            <w:shd w:val="clear" w:color="auto" w:fill="D9E2F3"/>
+          </w:tcPr>
+          <w:p>
+            <w:r/>
+            <w:r>
+              <w:rPr>
+                <w:b/>
+                <w:sz w:val="18"/>
+              </w:rPr>
+              <w:t>결과</w:t>
+            </w:r>
+          </w:p>
+        </w:tc>
+        <w:tc>
+          <w:tcPr>
+            <w:tcW w:type="dxa" w:w="2880"/>
+            <w:shd w:val="clear" w:color="auto" w:fill="D9E2F3"/>
+          </w:tcPr>
+          <w:p>
+            <w:r/>
+            <w:r>
+              <w:rPr>
+                <w:b/>
+                <w:sz w:val="18"/>
+              </w:rPr>
+              <w:t>소요</w:t>
+            </w:r>
+          </w:p>
+        </w:tc>
+      </w:tr>
+      <w:tr>
+        <w:tc>
+          <w:tcPr>
+            <w:tcW w:type="dxa" w:w="2880"/>
+          </w:tcPr>
+          <w:p>
+            <w:r>
+              <w:rPr>
+                <w:sz w:val="18"/>
+              </w:rPr>
+            </w:r>
+            <w:r>
+              <w:rPr>
+                <w:sz w:val="18"/>
+              </w:rPr>
+              <w:t>BE-T18 vllm 후보(combat 1) + combat_count 3 → combat 3, source=vllm</w:t>
+            </w:r>
+          </w:p>
+        </w:tc>
+        <w:tc>
+          <w:tcPr>
+            <w:tcW w:type="dxa" w:w="2880"/>
+          </w:tcPr>
+          <w:p>
+            <w:r>
+              <w:rPr>
+                <w:color w:val="1E7B34"/>
+                <w:sz w:val="18"/>
+              </w:rPr>
+            </w:r>
+            <w:r>
+              <w:rPr>
+                <w:color w:val="1E7B34"/>
+                <w:sz w:val="18"/>
+              </w:rPr>
+              <w:t>PASS</w:t>
+            </w:r>
+          </w:p>
+        </w:tc>
+        <w:tc>
+          <w:tcPr>
+            <w:tcW w:type="dxa" w:w="2880"/>
+          </w:tcPr>
+          <w:p>
+            <w:r>
+              <w:rPr>
+                <w:sz w:val="18"/>
+              </w:rPr>
+            </w:r>
+            <w:r>
+              <w:rPr>
+                <w:sz w:val="18"/>
+              </w:rPr>
+              <w:t>1.10 s</w:t>
+            </w:r>
+          </w:p>
+        </w:tc>
+      </w:tr>
+    </w:tbl>
+    <w:p/>
+    <w:p>
+      <w:pPr>
+        <w:pStyle w:val="Heading2"/>
+      </w:pPr>
+      <w:r>
+        <w:t>4.10 통합 테스트 — Redis 세션 슬라이딩 윈도우 (SESSION-xx, Redis 있을 때만)</w:t>
       </w:r>
     </w:p>
     <w:p>
@@ -7114,7 +7256,7 @@
               <w:rPr>
                 <w:sz w:val="18"/>
               </w:rPr>
-              <w:t>13.6 ms</w:t>
+              <w:t>12.5 ms</w:t>
             </w:r>
           </w:p>
         </w:tc>
@@ -7172,7 +7314,7 @@
               <w:rPr>
                 <w:sz w:val="18"/>
               </w:rPr>
-              <w:t>6.3 ms</w:t>
+              <w:t>7.5 ms</w:t>
             </w:r>
           </w:p>
         </w:tc>
